--- a/asztali-projekt-2026/projektterv.docx
+++ b/asztali-projekt-2026/projektterv.docx
@@ -3,26 +3,101 @@
 <w:document xmlns:wpc="http://schemas.microsoft.com/office/word/2010/wordprocessingCanvas" xmlns:cx="http://schemas.microsoft.com/office/drawing/2014/chartex" xmlns:cx1="http://schemas.microsoft.com/office/drawing/2015/9/8/chartex" xmlns:cx2="http://schemas.microsoft.com/office/drawing/2015/10/21/chartex" xmlns:cx3="http://schemas.microsoft.com/office/drawing/2016/5/9/chartex" xmlns:cx4="http://schemas.microsoft.com/office/drawing/2016/5/10/chartex" xmlns:cx5="http://schemas.microsoft.com/office/drawing/2016/5/11/chartex" xmlns:cx6="http://schemas.microsoft.com/office/drawing/2016/5/12/chartex" xmlns:cx7="http://schemas.microsoft.com/office/drawing/2016/5/13/chartex" xmlns:cx8="http://schemas.microsoft.com/office/drawing/2016/5/14/chartex" xmlns:mc="http://schemas.openxmlformats.org/markup-compatibility/2006" xmlns:aink="http://schemas.microsoft.com/office/drawing/2016/ink" xmlns:am3d="http://schemas.microsoft.com/office/drawing/2017/model3d" xmlns:o="urn:schemas-microsoft-com:office:office" xmlns:r="http://schemas.openxmlformats.org/officeDocument/2006/relationships" xmlns:m="http://schemas.openxmlformats.org/officeDocument/2006/math" xmlns:v="urn:schemas-microsoft-com:vml" xmlns:wp14="http://schemas.microsoft.com/office/word/2010/wordprocessingDrawing" xmlns:wp="http://schemas.openxmlformats.org/drawingml/2006/wordprocessingDrawing" xmlns:w10="urn:schemas-microsoft-com:office:word" xmlns:w="http://schemas.openxmlformats.org/wordprocessingml/2006/main" xmlns:w14="http://schemas.microsoft.com/office/word/2010/wordml" xmlns:w15="http://schemas.microsoft.com/office/word/2012/wordml" xmlns:w16cid="http://schemas.microsoft.com/office/word/2016/wordml/cid" xmlns:w16se="http://schemas.microsoft.com/office/word/2015/wordml/symex" xmlns:wpg="http://schemas.microsoft.com/office/word/2010/wordprocessingGroup" xmlns:wpi="http://schemas.microsoft.com/office/word/2010/wordprocessingInk" xmlns:wne="http://schemas.microsoft.com/office/word/2006/wordml" xmlns:wps="http://schemas.microsoft.com/office/word/2010/wordprocessingShape" mc:Ignorable="w14 w15 w16se w16cid wp14">
   <w:body>
     <w:p>
-      <w:r>
-        <w:t>metódusok:</w:t>
-      </w:r>
-    </w:p>
-    <w:p>
-      <w:r>
-        <w:t>összes játékos kilistázása</w:t>
-      </w:r>
-    </w:p>
-    <w:p>
-      <w:r>
-        <w:t>játékos specifikus szűrés</w:t>
-      </w:r>
-    </w:p>
-    <w:p>
-      <w:r>
-        <w:t>kinek van több mint megadott gólmennyiség</w:t>
+      <w:pPr>
+        <w:jc w:val="center"/>
+      </w:pPr>
+      <w:r>
+        <w:t>Projekt specifikáció</w:t>
+      </w:r>
+    </w:p>
+    <w:p>
+      <w:pPr>
+        <w:jc w:val="center"/>
+      </w:pPr>
+    </w:p>
+    <w:p>
+      <w:r>
+        <w:t>Készítők:</w:t>
+      </w:r>
+    </w:p>
+    <w:p>
+      <w:r>
+        <w:t>Lakatos Botond</w:t>
+      </w:r>
+    </w:p>
+    <w:p>
+      <w:r>
+        <w:t>Urbán Dávid</w:t>
+      </w:r>
+    </w:p>
+    <w:p/>
+    <w:p>
+      <w:r>
+        <w:t>Alap ötlet:</w:t>
+      </w:r>
+    </w:p>
+    <w:p>
+      <w:r>
+        <w:t xml:space="preserve">Az alkalmazás focisták adatainak lekérdezésére alkalmas. SQL adatbázis tárolja az adatokat és az alkalmazás elindításakor a program lekérdezi az adatokat az adatbázisból. Egy C# </w:t>
+      </w:r>
+      <w:proofErr w:type="spellStart"/>
+      <w:r>
+        <w:t>classba</w:t>
+      </w:r>
+      <w:proofErr w:type="spellEnd"/>
+      <w:r>
+        <w:t xml:space="preserve"> feltöltjük az adatokat és abból készítünk lekérdezéseket.</w:t>
+      </w:r>
+    </w:p>
+    <w:p>
+      <w:r>
+        <w:t xml:space="preserve"> Lekérdezések:</w:t>
+      </w:r>
+    </w:p>
+    <w:p>
+      <w:r>
+        <w:t>Minden játékos minden adatának lekérdezése.</w:t>
+      </w:r>
+    </w:p>
+    <w:p>
+      <w:r>
+        <w:t xml:space="preserve">Egy játékos minden adatának kilistázása. </w:t>
+      </w:r>
+    </w:p>
+    <w:p>
+      <w:r>
+        <w:t>Felhasználó által megadott gólmennyisége túllépő játékosok kilistázása.</w:t>
+      </w:r>
+    </w:p>
+    <w:p>
+      <w:r>
+        <w:t>A felhasználó megad egy százalékot</w:t>
       </w:r>
       <w:bookmarkStart w:id="0" w:name="_GoBack"/>
       <w:bookmarkEnd w:id="0"/>
+    </w:p>
+    <w:p/>
+    <w:p/>
+    <w:p/>
+    <w:p>
+      <w:r>
+        <w:t>metódusok:</w:t>
+      </w:r>
+    </w:p>
+    <w:p>
+      <w:r>
+        <w:t>összes játékos kilistázása</w:t>
+      </w:r>
+    </w:p>
+    <w:p>
+      <w:r>
+        <w:t>játékos specifikus szűrés</w:t>
+      </w:r>
+    </w:p>
+    <w:p>
+      <w:r>
+        <w:t>kinek van több mint megadott gólmennyiség</w:t>
+      </w:r>
     </w:p>
     <w:p>
       <w:r>

--- a/asztali-projekt-2026/projektterv.docx
+++ b/asztali-projekt-2026/projektterv.docx
@@ -1,6 +1,6 @@
 
 <file path=word/document.xml><?xml version="1.0" encoding="utf-8"?>
-<w:document xmlns:wpc="http://schemas.microsoft.com/office/word/2010/wordprocessingCanvas" xmlns:cx="http://schemas.microsoft.com/office/drawing/2014/chartex" xmlns:cx1="http://schemas.microsoft.com/office/drawing/2015/9/8/chartex" xmlns:cx2="http://schemas.microsoft.com/office/drawing/2015/10/21/chartex" xmlns:cx3="http://schemas.microsoft.com/office/drawing/2016/5/9/chartex" xmlns:cx4="http://schemas.microsoft.com/office/drawing/2016/5/10/chartex" xmlns:cx5="http://schemas.microsoft.com/office/drawing/2016/5/11/chartex" xmlns:cx6="http://schemas.microsoft.com/office/drawing/2016/5/12/chartex" xmlns:cx7="http://schemas.microsoft.com/office/drawing/2016/5/13/chartex" xmlns:cx8="http://schemas.microsoft.com/office/drawing/2016/5/14/chartex" xmlns:mc="http://schemas.openxmlformats.org/markup-compatibility/2006" xmlns:aink="http://schemas.microsoft.com/office/drawing/2016/ink" xmlns:am3d="http://schemas.microsoft.com/office/drawing/2017/model3d" xmlns:o="urn:schemas-microsoft-com:office:office" xmlns:r="http://schemas.openxmlformats.org/officeDocument/2006/relationships" xmlns:m="http://schemas.openxmlformats.org/officeDocument/2006/math" xmlns:v="urn:schemas-microsoft-com:vml" xmlns:wp14="http://schemas.microsoft.com/office/word/2010/wordprocessingDrawing" xmlns:wp="http://schemas.openxmlformats.org/drawingml/2006/wordprocessingDrawing" xmlns:w10="urn:schemas-microsoft-com:office:word" xmlns:w="http://schemas.openxmlformats.org/wordprocessingml/2006/main" xmlns:w14="http://schemas.microsoft.com/office/word/2010/wordml" xmlns:w15="http://schemas.microsoft.com/office/word/2012/wordml" xmlns:w16cid="http://schemas.microsoft.com/office/word/2016/wordml/cid" xmlns:w16se="http://schemas.microsoft.com/office/word/2015/wordml/symex" xmlns:wpg="http://schemas.microsoft.com/office/word/2010/wordprocessingGroup" xmlns:wpi="http://schemas.microsoft.com/office/word/2010/wordprocessingInk" xmlns:wne="http://schemas.microsoft.com/office/word/2006/wordml" xmlns:wps="http://schemas.microsoft.com/office/word/2010/wordprocessingShape" mc:Ignorable="w14 w15 w16se w16cid wp14">
+<w:document xmlns:wpc="http://schemas.microsoft.com/office/word/2010/wordprocessingCanvas" xmlns:cx="http://schemas.microsoft.com/office/drawing/2014/chartex" xmlns:cx1="http://schemas.microsoft.com/office/drawing/2015/9/8/chartex" xmlns:cx2="http://schemas.microsoft.com/office/drawing/2015/10/21/chartex" xmlns:cx3="http://schemas.microsoft.com/office/drawing/2016/5/9/chartex" xmlns:cx4="http://schemas.microsoft.com/office/drawing/2016/5/10/chartex" xmlns:cx5="http://schemas.microsoft.com/office/drawing/2016/5/11/chartex" xmlns:cx6="http://schemas.microsoft.com/office/drawing/2016/5/12/chartex" xmlns:cx7="http://schemas.microsoft.com/office/drawing/2016/5/13/chartex" xmlns:cx8="http://schemas.microsoft.com/office/drawing/2016/5/14/chartex" xmlns:mc="http://schemas.openxmlformats.org/markup-compatibility/2006" xmlns:aink="http://schemas.microsoft.com/office/drawing/2016/ink" xmlns:am3d="http://schemas.microsoft.com/office/drawing/2017/model3d" xmlns:o="urn:schemas-microsoft-com:office:office" xmlns:oel="http://schemas.microsoft.com/office/2019/extlst" xmlns:r="http://schemas.openxmlformats.org/officeDocument/2006/relationships" xmlns:m="http://schemas.openxmlformats.org/officeDocument/2006/math" xmlns:v="urn:schemas-microsoft-com:vml" xmlns:wp14="http://schemas.microsoft.com/office/word/2010/wordprocessingDrawing" xmlns:wp="http://schemas.openxmlformats.org/drawingml/2006/wordprocessingDrawing" xmlns:w10="urn:schemas-microsoft-com:office:word" xmlns:w="http://schemas.openxmlformats.org/wordprocessingml/2006/main" xmlns:w14="http://schemas.microsoft.com/office/word/2010/wordml" xmlns:w15="http://schemas.microsoft.com/office/word/2012/wordml" xmlns:w16cex="http://schemas.microsoft.com/office/word/2018/wordml/cex" xmlns:w16cid="http://schemas.microsoft.com/office/word/2016/wordml/cid" xmlns:w16="http://schemas.microsoft.com/office/word/2018/wordml" xmlns:w16du="http://schemas.microsoft.com/office/word/2023/wordml/word16du" xmlns:w16sdtdh="http://schemas.microsoft.com/office/word/2020/wordml/sdtdatahash" xmlns:w16sdtfl="http://schemas.microsoft.com/office/word/2024/wordml/sdtformatlock" xmlns:w16se="http://schemas.microsoft.com/office/word/2015/wordml/symex" xmlns:wpg="http://schemas.microsoft.com/office/word/2010/wordprocessingGroup" xmlns:wpi="http://schemas.microsoft.com/office/word/2010/wordprocessingInk" xmlns:wne="http://schemas.microsoft.com/office/word/2006/wordml" xmlns:wps="http://schemas.microsoft.com/office/word/2010/wordprocessingShape" mc:Ignorable="w14 w15 w16se w16cid w16 w16cex w16sdtdh w16sdtfl w16du wp14">
   <w:body>
     <w:p>
       <w:pPr>
@@ -38,15 +38,7 @@
     </w:p>
     <w:p>
       <w:r>
-        <w:t xml:space="preserve">Az alkalmazás focisták adatainak lekérdezésére alkalmas. SQL adatbázis tárolja az adatokat és az alkalmazás elindításakor a program lekérdezi az adatokat az adatbázisból. Egy C# </w:t>
-      </w:r>
-      <w:proofErr w:type="spellStart"/>
-      <w:r>
-        <w:t>classba</w:t>
-      </w:r>
-      <w:proofErr w:type="spellEnd"/>
-      <w:r>
-        <w:t xml:space="preserve"> feltöltjük az adatokat és abból készítünk lekérdezéseket.</w:t>
+        <w:t>Az alkalmazás focisták adatainak lekérdezésére alkalmas. SQL adatbázis tárolja az adatokat és az alkalmazás elindításakor a program lekérdezi az adatokat az adatbázisból. Egy C# classba feltöltjük az adatokat és abból készítünk lekérdezéseket.</w:t>
       </w:r>
     </w:p>
     <w:p>
@@ -73,12 +65,22 @@
       <w:r>
         <w:t>A felhasználó megad egy százalékot</w:t>
       </w:r>
-      <w:bookmarkStart w:id="0" w:name="_GoBack"/>
-      <w:bookmarkEnd w:id="0"/>
+      <w:r>
+        <w:t>. A program pedig megnézi hogy melyik focista nyerte meg a meccseseinek ennyi százalékát.</w:t>
+      </w:r>
+    </w:p>
+    <w:p>
+      <w:r>
+        <w:t>Átlagolja a gólokat meccsekre lebontva minden focistánál. Csak azokat listázza ki amik a felhasználó által megadott átlag felett vannak.</w:t>
+      </w:r>
+    </w:p>
+    <w:p>
+      <w:r>
+        <w:t>A felhasználó megad egy kort és a program visszaadja azokat a játékosokat akik alatta vagy felette vannak ennek az értéknek.</w:t>
+      </w:r>
     </w:p>
     <w:p/>
     <w:p/>
-    <w:p/>
     <w:p>
       <w:r>
         <w:t>metódusok:</w:t>
@@ -106,15 +108,7 @@
     </w:p>
     <w:p>
       <w:r>
-        <w:t xml:space="preserve">gólok átlaga </w:t>
-      </w:r>
-      <w:proofErr w:type="spellStart"/>
-      <w:r>
-        <w:t>meccsenként</w:t>
-      </w:r>
-      <w:proofErr w:type="spellEnd"/>
-      <w:r>
-        <w:t>, megadható átlag felettieket adja vissza</w:t>
+        <w:t>gólok átlaga meccsenként, megadható átlag felettieket adja vissza</w:t>
       </w:r>
     </w:p>
     <w:p>
@@ -135,7 +129,7 @@
 </file>
 
 <file path=word/styles.xml><?xml version="1.0" encoding="utf-8"?>
-<w:styles xmlns:mc="http://schemas.openxmlformats.org/markup-compatibility/2006" xmlns:r="http://schemas.openxmlformats.org/officeDocument/2006/relationships" xmlns:w="http://schemas.openxmlformats.org/wordprocessingml/2006/main" xmlns:w14="http://schemas.microsoft.com/office/word/2010/wordml" xmlns:w15="http://schemas.microsoft.com/office/word/2012/wordml" xmlns:w16cid="http://schemas.microsoft.com/office/word/2016/wordml/cid" xmlns:w16se="http://schemas.microsoft.com/office/word/2015/wordml/symex" mc:Ignorable="w14 w15 w16se w16cid">
+<w:styles xmlns:mc="http://schemas.openxmlformats.org/markup-compatibility/2006" xmlns:r="http://schemas.openxmlformats.org/officeDocument/2006/relationships" xmlns:w="http://schemas.openxmlformats.org/wordprocessingml/2006/main" xmlns:w14="http://schemas.microsoft.com/office/word/2010/wordml" xmlns:w15="http://schemas.microsoft.com/office/word/2012/wordml" xmlns:w16cex="http://schemas.microsoft.com/office/word/2018/wordml/cex" xmlns:w16cid="http://schemas.microsoft.com/office/word/2016/wordml/cid" xmlns:w16="http://schemas.microsoft.com/office/word/2018/wordml" xmlns:w16du="http://schemas.microsoft.com/office/word/2023/wordml/word16du" xmlns:w16sdtdh="http://schemas.microsoft.com/office/word/2020/wordml/sdtdatahash" xmlns:w16sdtfl="http://schemas.microsoft.com/office/word/2024/wordml/sdtformatlock" xmlns:w16se="http://schemas.microsoft.com/office/word/2015/wordml/symex" mc:Ignorable="w14 w15 w16se w16cid w16 w16cex w16sdtdh w16sdtfl w16du">
   <w:docDefaults>
     <w:rPrDefault>
       <w:rPr>
@@ -151,7 +145,7 @@
       </w:pPr>
     </w:pPrDefault>
   </w:docDefaults>
-  <w:latentStyles w:defLockedState="0" w:defUIPriority="99" w:defSemiHidden="0" w:defUnhideWhenUsed="0" w:defQFormat="0" w:count="375">
+  <w:latentStyles w:defLockedState="0" w:defUIPriority="99" w:defSemiHidden="0" w:defUnhideWhenUsed="0" w:defQFormat="0" w:count="376">
     <w:lsdException w:name="Normal" w:uiPriority="0" w:qFormat="1"/>
     <w:lsdException w:name="heading 1" w:uiPriority="9" w:qFormat="1"/>
     <w:lsdException w:name="heading 2" w:semiHidden="1" w:uiPriority="9" w:unhideWhenUsed="1" w:qFormat="1"/>
@@ -527,6 +521,7 @@
     <w:lsdException w:name="Smart Hyperlink" w:semiHidden="1" w:unhideWhenUsed="1"/>
     <w:lsdException w:name="Hashtag" w:semiHidden="1" w:unhideWhenUsed="1"/>
     <w:lsdException w:name="Unresolved Mention" w:semiHidden="1" w:unhideWhenUsed="1"/>
+    <w:lsdException w:name="Smart Link" w:semiHidden="1" w:unhideWhenUsed="1"/>
   </w:latentStyles>
   <w:style w:type="paragraph" w:default="1" w:styleId="Norml">
     <w:name w:val="Normal"/>

--- a/asztali-projekt-2026/projektterv.docx
+++ b/asztali-projekt-2026/projektterv.docx
@@ -1,6 +1,6 @@
 
 <file path=word/document.xml><?xml version="1.0" encoding="utf-8"?>
-<w:document xmlns:wpc="http://schemas.microsoft.com/office/word/2010/wordprocessingCanvas" xmlns:cx="http://schemas.microsoft.com/office/drawing/2014/chartex" xmlns:cx1="http://schemas.microsoft.com/office/drawing/2015/9/8/chartex" xmlns:cx2="http://schemas.microsoft.com/office/drawing/2015/10/21/chartex" xmlns:cx3="http://schemas.microsoft.com/office/drawing/2016/5/9/chartex" xmlns:cx4="http://schemas.microsoft.com/office/drawing/2016/5/10/chartex" xmlns:cx5="http://schemas.microsoft.com/office/drawing/2016/5/11/chartex" xmlns:cx6="http://schemas.microsoft.com/office/drawing/2016/5/12/chartex" xmlns:cx7="http://schemas.microsoft.com/office/drawing/2016/5/13/chartex" xmlns:cx8="http://schemas.microsoft.com/office/drawing/2016/5/14/chartex" xmlns:mc="http://schemas.openxmlformats.org/markup-compatibility/2006" xmlns:aink="http://schemas.microsoft.com/office/drawing/2016/ink" xmlns:am3d="http://schemas.microsoft.com/office/drawing/2017/model3d" xmlns:o="urn:schemas-microsoft-com:office:office" xmlns:oel="http://schemas.microsoft.com/office/2019/extlst" xmlns:r="http://schemas.openxmlformats.org/officeDocument/2006/relationships" xmlns:m="http://schemas.openxmlformats.org/officeDocument/2006/math" xmlns:v="urn:schemas-microsoft-com:vml" xmlns:wp14="http://schemas.microsoft.com/office/word/2010/wordprocessingDrawing" xmlns:wp="http://schemas.openxmlformats.org/drawingml/2006/wordprocessingDrawing" xmlns:w10="urn:schemas-microsoft-com:office:word" xmlns:w="http://schemas.openxmlformats.org/wordprocessingml/2006/main" xmlns:w14="http://schemas.microsoft.com/office/word/2010/wordml" xmlns:w15="http://schemas.microsoft.com/office/word/2012/wordml" xmlns:w16cex="http://schemas.microsoft.com/office/word/2018/wordml/cex" xmlns:w16cid="http://schemas.microsoft.com/office/word/2016/wordml/cid" xmlns:w16="http://schemas.microsoft.com/office/word/2018/wordml" xmlns:w16du="http://schemas.microsoft.com/office/word/2023/wordml/word16du" xmlns:w16sdtdh="http://schemas.microsoft.com/office/word/2020/wordml/sdtdatahash" xmlns:w16sdtfl="http://schemas.microsoft.com/office/word/2024/wordml/sdtformatlock" xmlns:w16se="http://schemas.microsoft.com/office/word/2015/wordml/symex" xmlns:wpg="http://schemas.microsoft.com/office/word/2010/wordprocessingGroup" xmlns:wpi="http://schemas.microsoft.com/office/word/2010/wordprocessingInk" xmlns:wne="http://schemas.microsoft.com/office/word/2006/wordml" xmlns:wps="http://schemas.microsoft.com/office/word/2010/wordprocessingShape" mc:Ignorable="w14 w15 w16se w16cid w16 w16cex w16sdtdh w16sdtfl w16du wp14">
+<w:document xmlns:wpc="http://schemas.microsoft.com/office/word/2010/wordprocessingCanvas" xmlns:cx="http://schemas.microsoft.com/office/drawing/2014/chartex" xmlns:cx1="http://schemas.microsoft.com/office/drawing/2015/9/8/chartex" xmlns:cx2="http://schemas.microsoft.com/office/drawing/2015/10/21/chartex" xmlns:cx3="http://schemas.microsoft.com/office/drawing/2016/5/9/chartex" xmlns:cx4="http://schemas.microsoft.com/office/drawing/2016/5/10/chartex" xmlns:cx5="http://schemas.microsoft.com/office/drawing/2016/5/11/chartex" xmlns:cx6="http://schemas.microsoft.com/office/drawing/2016/5/12/chartex" xmlns:cx7="http://schemas.microsoft.com/office/drawing/2016/5/13/chartex" xmlns:cx8="http://schemas.microsoft.com/office/drawing/2016/5/14/chartex" xmlns:mc="http://schemas.openxmlformats.org/markup-compatibility/2006" xmlns:aink="http://schemas.microsoft.com/office/drawing/2016/ink" xmlns:am3d="http://schemas.microsoft.com/office/drawing/2017/model3d" xmlns:o="urn:schemas-microsoft-com:office:office" xmlns:r="http://schemas.openxmlformats.org/officeDocument/2006/relationships" xmlns:m="http://schemas.openxmlformats.org/officeDocument/2006/math" xmlns:v="urn:schemas-microsoft-com:vml" xmlns:wp14="http://schemas.microsoft.com/office/word/2010/wordprocessingDrawing" xmlns:wp="http://schemas.openxmlformats.org/drawingml/2006/wordprocessingDrawing" xmlns:w10="urn:schemas-microsoft-com:office:word" xmlns:w="http://schemas.openxmlformats.org/wordprocessingml/2006/main" xmlns:w14="http://schemas.microsoft.com/office/word/2010/wordml" xmlns:w15="http://schemas.microsoft.com/office/word/2012/wordml" xmlns:w16cid="http://schemas.microsoft.com/office/word/2016/wordml/cid" xmlns:w16se="http://schemas.microsoft.com/office/word/2015/wordml/symex" xmlns:wpg="http://schemas.microsoft.com/office/word/2010/wordprocessingGroup" xmlns:wpi="http://schemas.microsoft.com/office/word/2010/wordprocessingInk" xmlns:wne="http://schemas.microsoft.com/office/word/2006/wordml" xmlns:wps="http://schemas.microsoft.com/office/word/2010/wordprocessingShape" mc:Ignorable="w14 w15 w16se w16cid wp14">
   <w:body>
     <w:p>
       <w:pPr>
@@ -38,7 +38,15 @@
     </w:p>
     <w:p>
       <w:r>
-        <w:t>Az alkalmazás focisták adatainak lekérdezésére alkalmas. SQL adatbázis tárolja az adatokat és az alkalmazás elindításakor a program lekérdezi az adatokat az adatbázisból. Egy C# classba feltöltjük az adatokat és abból készítünk lekérdezéseket.</w:t>
+        <w:t xml:space="preserve">Az alkalmazás focisták adatainak lekérdezésére alkalmas. SQL adatbázis tárolja az adatokat és az alkalmazás elindításakor a program lekérdezi az adatokat az adatbázisból. Egy C# </w:t>
+      </w:r>
+      <w:proofErr w:type="spellStart"/>
+      <w:r>
+        <w:t>classba</w:t>
+      </w:r>
+      <w:proofErr w:type="spellEnd"/>
+      <w:r>
+        <w:t xml:space="preserve"> feltöltjük az adatokat és abból készítünk lekérdezéseket.</w:t>
       </w:r>
     </w:p>
     <w:p>
@@ -58,7 +66,13 @@
     </w:p>
     <w:p>
       <w:r>
-        <w:t>Felhasználó által megadott gólmennyisége túllépő játékosok kilistázása.</w:t>
+        <w:t>Felhasználó által megadott gólmennyisége</w:t>
+      </w:r>
+      <w:r>
+        <w:t>t</w:t>
+      </w:r>
+      <w:r>
+        <w:t xml:space="preserve"> túllépő játékosok kilistázása.</w:t>
       </w:r>
     </w:p>
     <w:p>
@@ -66,55 +80,48 @@
         <w:t>A felhasználó megad egy százalékot</w:t>
       </w:r>
       <w:r>
-        <w:t>. A program pedig megnézi hogy melyik focista nyerte meg a meccseseinek ennyi százalékát.</w:t>
-      </w:r>
-    </w:p>
-    <w:p>
-      <w:r>
-        <w:t>Átlagolja a gólokat meccsekre lebontva minden focistánál. Csak azokat listázza ki amik a felhasználó által megadott átlag felett vannak.</w:t>
-      </w:r>
-    </w:p>
-    <w:p>
-      <w:r>
-        <w:t>A felhasználó megad egy kort és a program visszaadja azokat a játékosokat akik alatta vagy felette vannak ennek az értéknek.</w:t>
+        <w:t xml:space="preserve">. A program pedig </w:t>
+      </w:r>
+      <w:proofErr w:type="gramStart"/>
+      <w:r>
+        <w:t>megnézi</w:t>
+      </w:r>
+      <w:proofErr w:type="gramEnd"/>
+      <w:r>
+        <w:t xml:space="preserve"> hogy melyik focista nyerte meg a meccseseinek ennyi százalékát.</w:t>
+      </w:r>
+    </w:p>
+    <w:p>
+      <w:r>
+        <w:t xml:space="preserve">Átlagolja a gólokat meccsekre lebontva minden focistánál. Csak azokat listázza </w:t>
+      </w:r>
+      <w:proofErr w:type="gramStart"/>
+      <w:r>
+        <w:t>ki</w:t>
+      </w:r>
+      <w:proofErr w:type="gramEnd"/>
+      <w:r>
+        <w:t xml:space="preserve"> amik a felhasználó által megadott átlag felett vannak.</w:t>
+      </w:r>
+    </w:p>
+    <w:p>
+      <w:r>
+        <w:t xml:space="preserve">A felhasználó megad egy kort és a program visszaadja azokat a </w:t>
+      </w:r>
+      <w:proofErr w:type="gramStart"/>
+      <w:r>
+        <w:t>játékosokat</w:t>
+      </w:r>
+      <w:proofErr w:type="gramEnd"/>
+      <w:r>
+        <w:t xml:space="preserve"> akik alatta vagy felette vannak ennek az értéknek.</w:t>
       </w:r>
     </w:p>
     <w:p/>
     <w:p/>
     <w:p>
-      <w:r>
-        <w:t>metódusok:</w:t>
-      </w:r>
-    </w:p>
-    <w:p>
-      <w:r>
-        <w:t>összes játékos kilistázása</w:t>
-      </w:r>
-    </w:p>
-    <w:p>
-      <w:r>
-        <w:t>játékos specifikus szűrés</w:t>
-      </w:r>
-    </w:p>
-    <w:p>
-      <w:r>
-        <w:t>kinek van több mint megadott gólmennyiség</w:t>
-      </w:r>
-    </w:p>
-    <w:p>
-      <w:r>
-        <w:t>ki nyerte meg a megadott %-át a meccsinek, felhasználó adja</w:t>
-      </w:r>
-    </w:p>
-    <w:p>
-      <w:r>
-        <w:t>gólok átlaga meccsenként, megadható átlag felettieket adja vissza</w:t>
-      </w:r>
-    </w:p>
-    <w:p>
-      <w:r>
-        <w:t>egy bizonyos kor felettieket vagy alattiakat kiadja a program</w:t>
-      </w:r>
+      <w:bookmarkStart w:id="0" w:name="_GoBack"/>
+      <w:bookmarkEnd w:id="0"/>
     </w:p>
     <w:p/>
     <w:p/>
@@ -129,7 +136,7 @@
 </file>
 
 <file path=word/styles.xml><?xml version="1.0" encoding="utf-8"?>
-<w:styles xmlns:mc="http://schemas.openxmlformats.org/markup-compatibility/2006" xmlns:r="http://schemas.openxmlformats.org/officeDocument/2006/relationships" xmlns:w="http://schemas.openxmlformats.org/wordprocessingml/2006/main" xmlns:w14="http://schemas.microsoft.com/office/word/2010/wordml" xmlns:w15="http://schemas.microsoft.com/office/word/2012/wordml" xmlns:w16cex="http://schemas.microsoft.com/office/word/2018/wordml/cex" xmlns:w16cid="http://schemas.microsoft.com/office/word/2016/wordml/cid" xmlns:w16="http://schemas.microsoft.com/office/word/2018/wordml" xmlns:w16du="http://schemas.microsoft.com/office/word/2023/wordml/word16du" xmlns:w16sdtdh="http://schemas.microsoft.com/office/word/2020/wordml/sdtdatahash" xmlns:w16sdtfl="http://schemas.microsoft.com/office/word/2024/wordml/sdtformatlock" xmlns:w16se="http://schemas.microsoft.com/office/word/2015/wordml/symex" mc:Ignorable="w14 w15 w16se w16cid w16 w16cex w16sdtdh w16sdtfl w16du">
+<w:styles xmlns:mc="http://schemas.openxmlformats.org/markup-compatibility/2006" xmlns:r="http://schemas.openxmlformats.org/officeDocument/2006/relationships" xmlns:w="http://schemas.openxmlformats.org/wordprocessingml/2006/main" xmlns:w14="http://schemas.microsoft.com/office/word/2010/wordml" xmlns:w15="http://schemas.microsoft.com/office/word/2012/wordml" xmlns:w16cid="http://schemas.microsoft.com/office/word/2016/wordml/cid" xmlns:w16se="http://schemas.microsoft.com/office/word/2015/wordml/symex" mc:Ignorable="w14 w15 w16se w16cid">
   <w:docDefaults>
     <w:rPrDefault>
       <w:rPr>
@@ -145,7 +152,7 @@
       </w:pPr>
     </w:pPrDefault>
   </w:docDefaults>
-  <w:latentStyles w:defLockedState="0" w:defUIPriority="99" w:defSemiHidden="0" w:defUnhideWhenUsed="0" w:defQFormat="0" w:count="376">
+  <w:latentStyles w:defLockedState="0" w:defUIPriority="99" w:defSemiHidden="0" w:defUnhideWhenUsed="0" w:defQFormat="0" w:count="375">
     <w:lsdException w:name="Normal" w:uiPriority="0" w:qFormat="1"/>
     <w:lsdException w:name="heading 1" w:uiPriority="9" w:qFormat="1"/>
     <w:lsdException w:name="heading 2" w:semiHidden="1" w:uiPriority="9" w:unhideWhenUsed="1" w:qFormat="1"/>
@@ -521,7 +528,6 @@
     <w:lsdException w:name="Smart Hyperlink" w:semiHidden="1" w:unhideWhenUsed="1"/>
     <w:lsdException w:name="Hashtag" w:semiHidden="1" w:unhideWhenUsed="1"/>
     <w:lsdException w:name="Unresolved Mention" w:semiHidden="1" w:unhideWhenUsed="1"/>
-    <w:lsdException w:name="Smart Link" w:semiHidden="1" w:unhideWhenUsed="1"/>
   </w:latentStyles>
   <w:style w:type="paragraph" w:default="1" w:styleId="Norml">
     <w:name w:val="Normal"/>
